--- a/firmware/custom/TU Transaction Control registers.docx
+++ b/firmware/custom/TU Transaction Control registers.docx
@@ -65,7 +65,31 @@
         <w:spacing w:after="0" w:line="240" w:lineRule="auto"/>
       </w:pPr>
       <w:r>
-        <w:t xml:space="preserve">The general operation is to set the pulse duration for each signal, the number of cycles to run, and time between each cycle.  </w:t>
+        <w:t xml:space="preserve">The general operation is to set the pulse duration for each signal, the number of </w:t>
+      </w:r>
+      <w:r>
+        <w:t xml:space="preserve">major and minor </w:t>
+      </w:r>
+      <w:r>
+        <w:t>cycles to run,</w:t>
+      </w:r>
+      <w:r>
+        <w:t xml:space="preserve"> the</w:t>
+      </w:r>
+      <w:r>
+        <w:t xml:space="preserve"> time between each </w:t>
+      </w:r>
+      <w:r>
+        <w:t xml:space="preserve">minor </w:t>
+      </w:r>
+      <w:r>
+        <w:t>cycle</w:t>
+      </w:r>
+      <w:r>
+        <w:t xml:space="preserve"> and the time between each major cycle</w:t>
+      </w:r>
+      <w:r>
+        <w:t xml:space="preserve">.  </w:t>
       </w:r>
       <w:r>
         <w:t xml:space="preserve">The desired steering words for Alpha and Beta are </w:t>
@@ -94,11 +118,9 @@
       <w:r>
         <w:t xml:space="preserve"> </w:t>
       </w:r>
-      <w:proofErr w:type="gramStart"/>
-      <w:r>
-        <w:t>form</w:t>
-      </w:r>
-      <w:proofErr w:type="gramEnd"/>
+      <w:r>
+        <w:t>from</w:t>
+      </w:r>
       <w:r>
         <w:t xml:space="preserve"> 0 to 1</w:t>
       </w:r>
@@ -124,11 +146,6 @@
       <w:pPr>
         <w:spacing w:after="0" w:line="240" w:lineRule="auto"/>
       </w:pPr>
-    </w:p>
-    <w:p>
-      <w:pPr>
-        <w:spacing w:after="0" w:line="240" w:lineRule="auto"/>
-      </w:pPr>
       <w:r>
         <w:t xml:space="preserve">There are </w:t>
       </w:r>
@@ -139,7 +156,10 @@
         <w:t xml:space="preserve"> for performing a “stress test” that allow setting an increment value for Alpha and Beta steering words in addition to a value that determines how many times </w:t>
       </w:r>
       <w:r>
-        <w:t>to increment before returning to the starting value and begin incrementing again.  The increment occurs for each new transaction.</w:t>
+        <w:t>to increment before returning to the starting value and begin incrementing again.  The increment occurs for each new transaction</w:t>
+      </w:r>
+      <w:r>
+        <w:t xml:space="preserve"> regardless of major or minor cycle.</w:t>
       </w:r>
     </w:p>
     <w:p>
@@ -233,11 +253,6 @@
     <w:p>
       <w:pPr>
         <w:spacing w:after="0" w:line="240" w:lineRule="auto"/>
-      </w:pPr>
-    </w:p>
-    <w:p>
-      <w:pPr>
-        <w:spacing w:after="0" w:line="240" w:lineRule="auto"/>
         <w:rPr>
           <w:b/>
           <w:bCs/>
@@ -387,7 +402,27 @@
         <w:spacing w:after="0" w:line="240" w:lineRule="auto"/>
       </w:pPr>
       <w:r>
-        <w:t xml:space="preserve">Two registers define how many transactions should occur and what the time between each transaction should be.  </w:t>
+        <w:t xml:space="preserve">Two registers define how many </w:t>
+      </w:r>
+      <w:r>
+        <w:t xml:space="preserve">“burst” </w:t>
+      </w:r>
+      <w:r>
+        <w:t>transactions</w:t>
+      </w:r>
+      <w:r>
+        <w:t xml:space="preserve"> (/RLTDs)</w:t>
+      </w:r>
+      <w:r>
+        <w:t xml:space="preserve"> should occur and what the time between each transaction should be.  </w:t>
+      </w:r>
+    </w:p>
+    <w:p>
+      <w:pPr>
+        <w:spacing w:after="0" w:line="240" w:lineRule="auto"/>
+      </w:pPr>
+      <w:r>
+        <w:t>Two more register define how many times the “burst” should occur and the time between each “burst”.</w:t>
       </w:r>
     </w:p>
     <w:p>
@@ -509,10 +544,7 @@
             </w:r>
             <w:proofErr w:type="spellEnd"/>
             <w:r>
-              <w:t xml:space="preserve"> </w:t>
-            </w:r>
-            <w:r>
-              <w:t>Beta</w:t>
+              <w:t xml:space="preserve"> Beta</w:t>
             </w:r>
           </w:p>
         </w:tc>
@@ -522,10 +554,7 @@
           </w:tcPr>
           <w:p>
             <w:r>
-              <w:t>0x00</w:t>
-            </w:r>
-            <w:r>
-              <w:t>10</w:t>
+              <w:t>0x0010</w:t>
             </w:r>
           </w:p>
         </w:tc>
@@ -579,10 +608,7 @@
           </w:tcPr>
           <w:p>
             <w:r>
-              <w:t xml:space="preserve">/RLCP </w:t>
-            </w:r>
-            <w:r>
-              <w:t>Duration</w:t>
+              <w:t>/RLCP Duration</w:t>
             </w:r>
           </w:p>
         </w:tc>
@@ -592,10 +618,7 @@
           </w:tcPr>
           <w:p>
             <w:r>
-              <w:t>0x003</w:t>
-            </w:r>
-            <w:r>
-              <w:t>C</w:t>
+              <w:t>0x003C</w:t>
             </w:r>
           </w:p>
         </w:tc>
@@ -605,10 +628,7 @@
           </w:tcPr>
           <w:p>
             <w:r>
-              <w:t>Duration of /RL</w:t>
-            </w:r>
-            <w:r>
-              <w:t>CP</w:t>
+              <w:t>Duration of /RLCP</w:t>
             </w:r>
           </w:p>
         </w:tc>
@@ -620,13 +640,7 @@
           </w:tcPr>
           <w:p>
             <w:r>
-              <w:t>/RLSC</w:t>
-            </w:r>
-            <w:r>
-              <w:t xml:space="preserve"> </w:t>
-            </w:r>
-            <w:r>
-              <w:t>Duration</w:t>
+              <w:t>/RLSC Duration</w:t>
             </w:r>
           </w:p>
         </w:tc>
@@ -636,10 +650,7 @@
           </w:tcPr>
           <w:p>
             <w:r>
-              <w:t>0x00</w:t>
-            </w:r>
-            <w:r>
-              <w:t>40</w:t>
+              <w:t>0x0040</w:t>
             </w:r>
           </w:p>
         </w:tc>
@@ -649,10 +660,7 @@
           </w:tcPr>
           <w:p>
             <w:r>
-              <w:t>Duration of /RL</w:t>
-            </w:r>
-            <w:r>
-              <w:t>SC</w:t>
+              <w:t>Duration of /RLSC</w:t>
             </w:r>
           </w:p>
         </w:tc>
@@ -856,6 +864,73 @@
           </w:tcPr>
           <w:p>
             <w:r>
+              <w:t>Cycle Time</w:t>
+            </w:r>
+          </w:p>
+        </w:tc>
+        <w:tc>
+          <w:tcPr>
+            <w:tcW w:w="1530" w:type="dxa"/>
+          </w:tcPr>
+          <w:p>
+            <w:r>
+              <w:t>0x0060</w:t>
+            </w:r>
+          </w:p>
+        </w:tc>
+        <w:tc>
+          <w:tcPr>
+            <w:tcW w:w="5845" w:type="dxa"/>
+          </w:tcPr>
+          <w:p>
+            <w:r>
+              <w:t>Time between running Number of /RTLDS at the /RTLD period</w:t>
+            </w:r>
+          </w:p>
+        </w:tc>
+      </w:tr>
+      <w:tr>
+        <w:tc>
+          <w:tcPr>
+            <w:tcW w:w="1975" w:type="dxa"/>
+          </w:tcPr>
+          <w:p>
+            <w:r>
+              <w:t>Num Cycles</w:t>
+            </w:r>
+          </w:p>
+        </w:tc>
+        <w:tc>
+          <w:tcPr>
+            <w:tcW w:w="1530" w:type="dxa"/>
+          </w:tcPr>
+          <w:p>
+            <w:r>
+              <w:t>0x0064</w:t>
+            </w:r>
+          </w:p>
+        </w:tc>
+        <w:tc>
+          <w:tcPr>
+            <w:tcW w:w="5845" w:type="dxa"/>
+          </w:tcPr>
+          <w:p>
+            <w:r>
+              <w:t xml:space="preserve">Number of times to run the number of </w:t>
+            </w:r>
+            <w:r>
+              <w:t>/RTLDS at the /RTLD period</w:t>
+            </w:r>
+          </w:p>
+        </w:tc>
+      </w:tr>
+      <w:tr>
+        <w:tc>
+          <w:tcPr>
+            <w:tcW w:w="1975" w:type="dxa"/>
+          </w:tcPr>
+          <w:p>
+            <w:r>
               <w:t>Main Control</w:t>
             </w:r>
           </w:p>
@@ -885,444 +960,42 @@
     <w:p>
       <w:pPr>
         <w:spacing w:after="0" w:line="240" w:lineRule="auto"/>
-      </w:pPr>
-    </w:p>
-    <w:p>
-      <w:pPr>
-        <w:spacing w:after="0" w:line="240" w:lineRule="auto"/>
         <w:rPr>
           <w:b/>
           <w:bCs/>
         </w:rPr>
       </w:pPr>
-      <w:r>
+    </w:p>
+    <w:p>
+      <w:pPr>
+        <w:spacing w:after="0" w:line="240" w:lineRule="auto"/>
         <w:rPr>
           <w:b/>
           <w:bCs/>
         </w:rPr>
-        <w:t>Example:</w:t>
-      </w:r>
-    </w:p>
-    <w:p>
-      <w:pPr>
-        <w:spacing w:after="0" w:line="240" w:lineRule="auto"/>
-      </w:pPr>
-      <w:r>
-        <w:t>Below is a plot of the expected output for the following settings</w:t>
-      </w:r>
-      <w:r>
-        <w:t xml:space="preserve"> that provide a 20us interval, 10 transactions, 4 increments before restarting, and a +1 to the steering word. </w:t>
-      </w:r>
-      <w:r>
-        <w:t xml:space="preserve"> The main control register in this example is set for SWCR which is why more than Bit2 has a value.</w:t>
-      </w:r>
-    </w:p>
-    <w:p>
-      <w:pPr>
-        <w:spacing w:after="0" w:line="240" w:lineRule="auto"/>
-      </w:pPr>
-      <w:r>
-        <w:t xml:space="preserve">Address  </w:t>
-      </w:r>
-      <w:r>
-        <w:t xml:space="preserve">        </w:t>
-      </w:r>
-      <w:r>
-        <w:t>Data</w:t>
-      </w:r>
-    </w:p>
-    <w:p>
-      <w:pPr>
-        <w:spacing w:after="0" w:line="240" w:lineRule="auto"/>
-        <w:rPr>
-          <w:rFonts w:ascii="Courier New" w:hAnsi="Courier New" w:cs="Courier New"/>
-        </w:rPr>
-      </w:pPr>
-      <w:r>
-        <w:rPr>
-          <w:rFonts w:ascii="Courier New" w:hAnsi="Courier New" w:cs="Courier New"/>
-        </w:rPr>
-        <w:t>0x000C : 0x00000000</w:t>
-      </w:r>
-    </w:p>
-    <w:p>
-      <w:pPr>
-        <w:spacing w:after="0" w:line="240" w:lineRule="auto"/>
-        <w:rPr>
-          <w:rFonts w:ascii="Courier New" w:hAnsi="Courier New" w:cs="Courier New"/>
-        </w:rPr>
-      </w:pPr>
-      <w:r>
-        <w:rPr>
-          <w:rFonts w:ascii="Courier New" w:hAnsi="Courier New" w:cs="Courier New"/>
-        </w:rPr>
-        <w:t>0x00</w:t>
-      </w:r>
-      <w:r>
-        <w:rPr>
-          <w:rFonts w:ascii="Courier New" w:hAnsi="Courier New" w:cs="Courier New"/>
-        </w:rPr>
-        <w:t>10</w:t>
-      </w:r>
-      <w:r>
-        <w:rPr>
-          <w:rFonts w:ascii="Courier New" w:hAnsi="Courier New" w:cs="Courier New"/>
-        </w:rPr>
-        <w:t xml:space="preserve"> : 0x00000000</w:t>
-      </w:r>
-    </w:p>
-    <w:p>
-      <w:pPr>
-        <w:spacing w:after="0" w:line="240" w:lineRule="auto"/>
-        <w:rPr>
-          <w:rFonts w:ascii="Courier New" w:hAnsi="Courier New" w:cs="Courier New"/>
-        </w:rPr>
-      </w:pPr>
-      <w:r>
-        <w:rPr>
-          <w:rFonts w:ascii="Courier New" w:hAnsi="Courier New" w:cs="Courier New"/>
-        </w:rPr>
-        <w:t>0x00</w:t>
-      </w:r>
-      <w:r>
-        <w:rPr>
-          <w:rFonts w:ascii="Courier New" w:hAnsi="Courier New" w:cs="Courier New"/>
-        </w:rPr>
-        <w:t>38</w:t>
-      </w:r>
-      <w:r>
-        <w:rPr>
-          <w:rFonts w:ascii="Courier New" w:hAnsi="Courier New" w:cs="Courier New"/>
-        </w:rPr>
-        <w:t xml:space="preserve"> : 0x000000</w:t>
-      </w:r>
-      <w:r>
-        <w:rPr>
-          <w:rFonts w:ascii="Courier New" w:hAnsi="Courier New" w:cs="Courier New"/>
-        </w:rPr>
-        <w:t>64</w:t>
-      </w:r>
-    </w:p>
-    <w:p>
-      <w:pPr>
-        <w:spacing w:after="0" w:line="240" w:lineRule="auto"/>
-        <w:rPr>
-          <w:rFonts w:ascii="Courier New" w:hAnsi="Courier New" w:cs="Courier New"/>
-        </w:rPr>
-      </w:pPr>
-      <w:r>
-        <w:rPr>
-          <w:rFonts w:ascii="Courier New" w:hAnsi="Courier New" w:cs="Courier New"/>
-        </w:rPr>
-        <w:t>0x00</w:t>
-      </w:r>
-      <w:r>
-        <w:rPr>
-          <w:rFonts w:ascii="Courier New" w:hAnsi="Courier New" w:cs="Courier New"/>
-        </w:rPr>
-        <w:t>3</w:t>
-      </w:r>
-      <w:r>
-        <w:rPr>
-          <w:rFonts w:ascii="Courier New" w:hAnsi="Courier New" w:cs="Courier New"/>
-        </w:rPr>
-        <w:t>C : 0x00000000</w:t>
-      </w:r>
-    </w:p>
-    <w:p>
-      <w:pPr>
-        <w:spacing w:after="0" w:line="240" w:lineRule="auto"/>
-        <w:rPr>
-          <w:rFonts w:ascii="Courier New" w:hAnsi="Courier New" w:cs="Courier New"/>
-        </w:rPr>
-      </w:pPr>
-      <w:r>
-        <w:rPr>
-          <w:rFonts w:ascii="Courier New" w:hAnsi="Courier New" w:cs="Courier New"/>
-        </w:rPr>
-        <w:t>0x00</w:t>
-      </w:r>
-      <w:r>
-        <w:rPr>
-          <w:rFonts w:ascii="Courier New" w:hAnsi="Courier New" w:cs="Courier New"/>
-        </w:rPr>
-        <w:t>40</w:t>
-      </w:r>
-      <w:r>
-        <w:rPr>
-          <w:rFonts w:ascii="Courier New" w:hAnsi="Courier New" w:cs="Courier New"/>
-        </w:rPr>
-        <w:t xml:space="preserve"> : 0x00000000</w:t>
-      </w:r>
-    </w:p>
-    <w:p>
-      <w:pPr>
-        <w:spacing w:after="0" w:line="240" w:lineRule="auto"/>
-        <w:rPr>
-          <w:rFonts w:ascii="Courier New" w:hAnsi="Courier New" w:cs="Courier New"/>
-        </w:rPr>
-      </w:pPr>
-      <w:r>
-        <w:rPr>
-          <w:rFonts w:ascii="Courier New" w:hAnsi="Courier New" w:cs="Courier New"/>
-        </w:rPr>
-        <w:t>0x004</w:t>
-      </w:r>
-      <w:r>
-        <w:rPr>
-          <w:rFonts w:ascii="Courier New" w:hAnsi="Courier New" w:cs="Courier New"/>
-        </w:rPr>
-        <w:t>4</w:t>
-      </w:r>
-      <w:r>
-        <w:rPr>
-          <w:rFonts w:ascii="Courier New" w:hAnsi="Courier New" w:cs="Courier New"/>
-        </w:rPr>
-        <w:t xml:space="preserve"> : 0x00000</w:t>
-      </w:r>
-      <w:r>
-        <w:rPr>
-          <w:rFonts w:ascii="Courier New" w:hAnsi="Courier New" w:cs="Courier New"/>
-        </w:rPr>
-        <w:t>12C</w:t>
-      </w:r>
-    </w:p>
-    <w:p>
-      <w:pPr>
-        <w:spacing w:after="0" w:line="240" w:lineRule="auto"/>
-        <w:rPr>
-          <w:rFonts w:ascii="Courier New" w:hAnsi="Courier New" w:cs="Courier New"/>
-        </w:rPr>
-      </w:pPr>
-      <w:r>
-        <w:rPr>
-          <w:rFonts w:ascii="Courier New" w:hAnsi="Courier New" w:cs="Courier New"/>
-        </w:rPr>
-        <w:t>0x004</w:t>
-      </w:r>
-      <w:r>
-        <w:rPr>
-          <w:rFonts w:ascii="Courier New" w:hAnsi="Courier New" w:cs="Courier New"/>
-        </w:rPr>
-        <w:t>8</w:t>
-      </w:r>
-      <w:r>
-        <w:rPr>
-          <w:rFonts w:ascii="Courier New" w:hAnsi="Courier New" w:cs="Courier New"/>
-        </w:rPr>
-        <w:t xml:space="preserve"> : 0x00000</w:t>
-      </w:r>
-      <w:r>
-        <w:rPr>
-          <w:rFonts w:ascii="Courier New" w:hAnsi="Courier New" w:cs="Courier New"/>
-        </w:rPr>
-        <w:t>7D0</w:t>
-      </w:r>
-    </w:p>
-    <w:p>
-      <w:pPr>
-        <w:spacing w:after="0" w:line="240" w:lineRule="auto"/>
-        <w:rPr>
-          <w:rFonts w:ascii="Courier New" w:hAnsi="Courier New" w:cs="Courier New"/>
-        </w:rPr>
-      </w:pPr>
-      <w:r>
-        <w:rPr>
-          <w:rFonts w:ascii="Courier New" w:hAnsi="Courier New" w:cs="Courier New"/>
-        </w:rPr>
-        <w:t>0x004</w:t>
-      </w:r>
-      <w:r>
-        <w:rPr>
-          <w:rFonts w:ascii="Courier New" w:hAnsi="Courier New" w:cs="Courier New"/>
-        </w:rPr>
-        <w:t>C</w:t>
-      </w:r>
-      <w:r>
-        <w:rPr>
-          <w:rFonts w:ascii="Courier New" w:hAnsi="Courier New" w:cs="Courier New"/>
-        </w:rPr>
-        <w:t xml:space="preserve"> : 0x0000000</w:t>
-      </w:r>
-      <w:r>
-        <w:rPr>
-          <w:rFonts w:ascii="Courier New" w:hAnsi="Courier New" w:cs="Courier New"/>
-        </w:rPr>
-        <w:t>A</w:t>
-      </w:r>
-    </w:p>
-    <w:p>
-      <w:pPr>
-        <w:spacing w:after="0" w:line="240" w:lineRule="auto"/>
-        <w:rPr>
-          <w:rFonts w:ascii="Courier New" w:hAnsi="Courier New" w:cs="Courier New"/>
-        </w:rPr>
-      </w:pPr>
-      <w:r>
-        <w:rPr>
-          <w:rFonts w:ascii="Courier New" w:hAnsi="Courier New" w:cs="Courier New"/>
-        </w:rPr>
-        <w:t>0x00</w:t>
-      </w:r>
-      <w:r>
-        <w:rPr>
-          <w:rFonts w:ascii="Courier New" w:hAnsi="Courier New" w:cs="Courier New"/>
-        </w:rPr>
-        <w:t>54</w:t>
-      </w:r>
-      <w:r>
-        <w:rPr>
-          <w:rFonts w:ascii="Courier New" w:hAnsi="Courier New" w:cs="Courier New"/>
-        </w:rPr>
-        <w:t xml:space="preserve"> : 0x0000000</w:t>
-      </w:r>
-      <w:r>
-        <w:rPr>
-          <w:rFonts w:ascii="Courier New" w:hAnsi="Courier New" w:cs="Courier New"/>
-        </w:rPr>
-        <w:t>4</w:t>
-      </w:r>
-    </w:p>
-    <w:p>
-      <w:pPr>
-        <w:spacing w:after="0" w:line="240" w:lineRule="auto"/>
-        <w:rPr>
-          <w:rFonts w:ascii="Courier New" w:hAnsi="Courier New" w:cs="Courier New"/>
-        </w:rPr>
-      </w:pPr>
-      <w:r>
-        <w:rPr>
-          <w:rFonts w:ascii="Courier New" w:hAnsi="Courier New" w:cs="Courier New"/>
-        </w:rPr>
-        <w:t>0x00</w:t>
-      </w:r>
-      <w:r>
-        <w:rPr>
-          <w:rFonts w:ascii="Courier New" w:hAnsi="Courier New" w:cs="Courier New"/>
-        </w:rPr>
-        <w:t>58</w:t>
-      </w:r>
-      <w:r>
-        <w:rPr>
-          <w:rFonts w:ascii="Courier New" w:hAnsi="Courier New" w:cs="Courier New"/>
-        </w:rPr>
-        <w:t xml:space="preserve"> : 0x0000000</w:t>
-      </w:r>
-      <w:r>
-        <w:rPr>
-          <w:rFonts w:ascii="Courier New" w:hAnsi="Courier New" w:cs="Courier New"/>
-        </w:rPr>
-        <w:t>1</w:t>
-      </w:r>
-    </w:p>
-    <w:p>
-      <w:pPr>
-        <w:spacing w:after="0" w:line="240" w:lineRule="auto"/>
-        <w:rPr>
-          <w:rFonts w:ascii="Courier New" w:hAnsi="Courier New" w:cs="Courier New"/>
-        </w:rPr>
-      </w:pPr>
-      <w:r>
-        <w:rPr>
-          <w:rFonts w:ascii="Courier New" w:hAnsi="Courier New" w:cs="Courier New"/>
-        </w:rPr>
-        <w:t>0x00</w:t>
-      </w:r>
-      <w:r>
-        <w:rPr>
-          <w:rFonts w:ascii="Courier New" w:hAnsi="Courier New" w:cs="Courier New"/>
-        </w:rPr>
-        <w:t>5C</w:t>
-      </w:r>
-      <w:r>
-        <w:rPr>
-          <w:rFonts w:ascii="Courier New" w:hAnsi="Courier New" w:cs="Courier New"/>
-        </w:rPr>
-        <w:t xml:space="preserve"> : 0x0000000</w:t>
-      </w:r>
-      <w:r>
-        <w:rPr>
-          <w:rFonts w:ascii="Courier New" w:hAnsi="Courier New" w:cs="Courier New"/>
-        </w:rPr>
-        <w:t>1</w:t>
-      </w:r>
-    </w:p>
-    <w:p>
-      <w:pPr>
-        <w:spacing w:after="0" w:line="240" w:lineRule="auto"/>
-        <w:rPr>
-          <w:rFonts w:ascii="Courier New" w:hAnsi="Courier New" w:cs="Courier New"/>
-        </w:rPr>
-      </w:pPr>
-      <w:r>
-        <w:rPr>
-          <w:rFonts w:ascii="Courier New" w:hAnsi="Courier New" w:cs="Courier New"/>
-        </w:rPr>
-        <w:t>0x00</w:t>
-      </w:r>
-      <w:r>
-        <w:rPr>
-          <w:rFonts w:ascii="Courier New" w:hAnsi="Courier New" w:cs="Courier New"/>
-        </w:rPr>
-        <w:t>08</w:t>
-      </w:r>
-      <w:r>
-        <w:rPr>
-          <w:rFonts w:ascii="Courier New" w:hAnsi="Courier New" w:cs="Courier New"/>
-        </w:rPr>
-        <w:t xml:space="preserve"> : 0x000000</w:t>
-      </w:r>
-      <w:r>
-        <w:rPr>
-          <w:rFonts w:ascii="Courier New" w:hAnsi="Courier New" w:cs="Courier New"/>
-        </w:rPr>
-        <w:t>6</w:t>
-      </w:r>
-      <w:r>
-        <w:rPr>
-          <w:rFonts w:ascii="Courier New" w:hAnsi="Courier New" w:cs="Courier New"/>
-        </w:rPr>
-        <w:t>0</w:t>
-      </w:r>
-    </w:p>
-    <w:p>
-      <w:pPr>
-        <w:spacing w:after="0" w:line="240" w:lineRule="auto"/>
-        <w:rPr>
-          <w:rFonts w:ascii="Courier New" w:hAnsi="Courier New" w:cs="Courier New"/>
-        </w:rPr>
-      </w:pPr>
-      <w:r>
-        <w:rPr>
-          <w:rFonts w:ascii="Courier New" w:hAnsi="Courier New" w:cs="Courier New"/>
-        </w:rPr>
-        <w:t>0x0008 : 0x0000000</w:t>
-      </w:r>
-      <w:r>
-        <w:rPr>
-          <w:rFonts w:ascii="Courier New" w:hAnsi="Courier New" w:cs="Courier New"/>
-        </w:rPr>
-        <w:t>4</w:t>
-      </w:r>
-    </w:p>
-    <w:p>
-      <w:pPr>
-        <w:spacing w:after="0" w:line="240" w:lineRule="auto"/>
-      </w:pPr>
-    </w:p>
-    <w:p>
-      <w:pPr>
-        <w:spacing w:after="0" w:line="240" w:lineRule="auto"/>
-      </w:pPr>
-      <w:r>
-        <w:rPr>
-          <w:noProof/>
-        </w:rPr>
+      </w:pPr>
+      <w:r>
+        <w:rPr>
+          <w:b/>
+          <w:bCs/>
+        </w:rPr>
+        <w:t>Example 1:</w:t>
+      </w:r>
+    </w:p>
+    <w:p>
+      <w:pPr>
+        <w:spacing w:after="0" w:line="240" w:lineRule="auto"/>
+        <w:rPr>
+          <w:b/>
+          <w:bCs/>
+        </w:rPr>
+      </w:pPr>
+      <w:r>
         <w:drawing>
-          <wp:inline distT="0" distB="0" distL="0" distR="0" wp14:anchorId="2CB5FF41" wp14:editId="3DE03856">
-            <wp:extent cx="5941060" cy="718820"/>
-            <wp:effectExtent l="0" t="0" r="2540" b="5080"/>
-            <wp:docPr id="2042748189" name="Picture 1"/>
+          <wp:inline distT="0" distB="0" distL="0" distR="0" wp14:anchorId="27495204" wp14:editId="0CC1A6F3">
+            <wp:extent cx="5943600" cy="1246505"/>
+            <wp:effectExtent l="0" t="0" r="0" b="0"/>
+            <wp:docPr id="1604655461" name="Picture 1"/>
             <wp:cNvGraphicFramePr>
               <a:graphicFrameLocks xmlns:a="http://schemas.openxmlformats.org/drawingml/2006/main" noChangeAspect="1"/>
             </wp:cNvGraphicFramePr>
@@ -1336,7 +1009,7 @@
                     </pic:cNvPicPr>
                   </pic:nvPicPr>
                   <pic:blipFill>
-                    <a:blip r:embed="rId5" cstate="print">
+                    <a:blip r:embed="rId5">
                       <a:extLst>
                         <a:ext uri="{28A0092B-C50C-407E-A947-70E740481C1C}">
                           <a14:useLocalDpi xmlns:a14="http://schemas.microsoft.com/office/drawing/2010/main" val="0"/>
@@ -1351,7 +1024,7 @@
                   <pic:spPr bwMode="auto">
                     <a:xfrm>
                       <a:off x="0" y="0"/>
-                      <a:ext cx="5941060" cy="718820"/>
+                      <a:ext cx="5943600" cy="1246505"/>
                     </a:xfrm>
                     <a:prstGeom prst="rect">
                       <a:avLst/>
@@ -1371,12 +1044,267 @@
     <w:p>
       <w:pPr>
         <w:spacing w:after="0" w:line="240" w:lineRule="auto"/>
-      </w:pPr>
-    </w:p>
-    <w:p>
-      <w:pPr>
-        <w:spacing w:after="0" w:line="240" w:lineRule="auto"/>
-      </w:pPr>
+        <w:rPr>
+          <w:b/>
+          <w:bCs/>
+        </w:rPr>
+      </w:pPr>
+    </w:p>
+    <w:p>
+      <w:pPr>
+        <w:spacing w:after="0" w:line="240" w:lineRule="auto"/>
+      </w:pPr>
+      <w:r>
+        <w:t>Address          Data</w:t>
+      </w:r>
+    </w:p>
+    <w:p>
+      <w:pPr>
+        <w:spacing w:after="0" w:line="240" w:lineRule="auto"/>
+        <w:rPr>
+          <w:rFonts w:ascii="Courier New" w:hAnsi="Courier New" w:cs="Courier New"/>
+        </w:rPr>
+      </w:pPr>
+      <w:r>
+        <w:rPr>
+          <w:rFonts w:ascii="Courier New" w:hAnsi="Courier New" w:cs="Courier New"/>
+        </w:rPr>
+        <w:t>0x000C : 0x0000000</w:t>
+      </w:r>
+      <w:r>
+        <w:rPr>
+          <w:rFonts w:ascii="Courier New" w:hAnsi="Courier New" w:cs="Courier New"/>
+        </w:rPr>
+        <w:t>1</w:t>
+      </w:r>
+    </w:p>
+    <w:p>
+      <w:pPr>
+        <w:spacing w:after="0" w:line="240" w:lineRule="auto"/>
+        <w:rPr>
+          <w:rFonts w:ascii="Courier New" w:hAnsi="Courier New" w:cs="Courier New"/>
+        </w:rPr>
+      </w:pPr>
+      <w:r>
+        <w:rPr>
+          <w:rFonts w:ascii="Courier New" w:hAnsi="Courier New" w:cs="Courier New"/>
+        </w:rPr>
+        <w:t>0x0010 : 0x0000000</w:t>
+      </w:r>
+      <w:r>
+        <w:rPr>
+          <w:rFonts w:ascii="Courier New" w:hAnsi="Courier New" w:cs="Courier New"/>
+        </w:rPr>
+        <w:t>2</w:t>
+      </w:r>
+    </w:p>
+    <w:p>
+      <w:pPr>
+        <w:spacing w:after="0" w:line="240" w:lineRule="auto"/>
+        <w:rPr>
+          <w:rFonts w:ascii="Courier New" w:hAnsi="Courier New" w:cs="Courier New"/>
+        </w:rPr>
+      </w:pPr>
+      <w:r>
+        <w:rPr>
+          <w:rFonts w:ascii="Courier New" w:hAnsi="Courier New" w:cs="Courier New"/>
+        </w:rPr>
+        <w:t>0x0038 : 0x00000064</w:t>
+      </w:r>
+    </w:p>
+    <w:p>
+      <w:pPr>
+        <w:spacing w:after="0" w:line="240" w:lineRule="auto"/>
+        <w:rPr>
+          <w:rFonts w:ascii="Courier New" w:hAnsi="Courier New" w:cs="Courier New"/>
+        </w:rPr>
+      </w:pPr>
+      <w:r>
+        <w:rPr>
+          <w:rFonts w:ascii="Courier New" w:hAnsi="Courier New" w:cs="Courier New"/>
+        </w:rPr>
+        <w:t>0x003C : 0x00000000</w:t>
+      </w:r>
+    </w:p>
+    <w:p>
+      <w:pPr>
+        <w:spacing w:after="0" w:line="240" w:lineRule="auto"/>
+        <w:rPr>
+          <w:rFonts w:ascii="Courier New" w:hAnsi="Courier New" w:cs="Courier New"/>
+        </w:rPr>
+      </w:pPr>
+      <w:r>
+        <w:rPr>
+          <w:rFonts w:ascii="Courier New" w:hAnsi="Courier New" w:cs="Courier New"/>
+        </w:rPr>
+        <w:t>0x0040 : 0x00000000</w:t>
+      </w:r>
+    </w:p>
+    <w:p>
+      <w:pPr>
+        <w:spacing w:after="0" w:line="240" w:lineRule="auto"/>
+        <w:rPr>
+          <w:rFonts w:ascii="Courier New" w:hAnsi="Courier New" w:cs="Courier New"/>
+        </w:rPr>
+      </w:pPr>
+      <w:r>
+        <w:rPr>
+          <w:rFonts w:ascii="Courier New" w:hAnsi="Courier New" w:cs="Courier New"/>
+        </w:rPr>
+        <w:t>0x0044 : 0x0000012C</w:t>
+      </w:r>
+    </w:p>
+    <w:p>
+      <w:pPr>
+        <w:spacing w:after="0" w:line="240" w:lineRule="auto"/>
+        <w:rPr>
+          <w:rFonts w:ascii="Courier New" w:hAnsi="Courier New" w:cs="Courier New"/>
+        </w:rPr>
+      </w:pPr>
+      <w:r>
+        <w:rPr>
+          <w:rFonts w:ascii="Courier New" w:hAnsi="Courier New" w:cs="Courier New"/>
+        </w:rPr>
+        <w:t>0x0048 : 0x000007D0</w:t>
+      </w:r>
+    </w:p>
+    <w:p>
+      <w:pPr>
+        <w:spacing w:after="0" w:line="240" w:lineRule="auto"/>
+        <w:rPr>
+          <w:rFonts w:ascii="Courier New" w:hAnsi="Courier New" w:cs="Courier New"/>
+        </w:rPr>
+      </w:pPr>
+      <w:r>
+        <w:rPr>
+          <w:rFonts w:ascii="Courier New" w:hAnsi="Courier New" w:cs="Courier New"/>
+        </w:rPr>
+        <w:t>0x004C : 0x0000000</w:t>
+      </w:r>
+      <w:r>
+        <w:rPr>
+          <w:rFonts w:ascii="Courier New" w:hAnsi="Courier New" w:cs="Courier New"/>
+        </w:rPr>
+        <w:t>3</w:t>
+      </w:r>
+    </w:p>
+    <w:p>
+      <w:pPr>
+        <w:spacing w:after="0" w:line="240" w:lineRule="auto"/>
+        <w:rPr>
+          <w:rFonts w:ascii="Courier New" w:hAnsi="Courier New" w:cs="Courier New"/>
+        </w:rPr>
+      </w:pPr>
+      <w:r>
+        <w:rPr>
+          <w:rFonts w:ascii="Courier New" w:hAnsi="Courier New" w:cs="Courier New"/>
+        </w:rPr>
+        <w:t>0x0054 : 0x0000000</w:t>
+      </w:r>
+      <w:r>
+        <w:rPr>
+          <w:rFonts w:ascii="Courier New" w:hAnsi="Courier New" w:cs="Courier New"/>
+        </w:rPr>
+        <w:t>3</w:t>
+      </w:r>
+    </w:p>
+    <w:p>
+      <w:pPr>
+        <w:spacing w:after="0" w:line="240" w:lineRule="auto"/>
+        <w:rPr>
+          <w:rFonts w:ascii="Courier New" w:hAnsi="Courier New" w:cs="Courier New"/>
+        </w:rPr>
+      </w:pPr>
+      <w:r>
+        <w:rPr>
+          <w:rFonts w:ascii="Courier New" w:hAnsi="Courier New" w:cs="Courier New"/>
+        </w:rPr>
+        <w:t>0x0058 : 0x00000001</w:t>
+      </w:r>
+    </w:p>
+    <w:p>
+      <w:pPr>
+        <w:spacing w:after="0" w:line="240" w:lineRule="auto"/>
+        <w:rPr>
+          <w:rFonts w:ascii="Courier New" w:hAnsi="Courier New" w:cs="Courier New"/>
+        </w:rPr>
+      </w:pPr>
+      <w:r>
+        <w:rPr>
+          <w:rFonts w:ascii="Courier New" w:hAnsi="Courier New" w:cs="Courier New"/>
+        </w:rPr>
+        <w:t>0x005C : 0x0000000</w:t>
+      </w:r>
+      <w:r>
+        <w:rPr>
+          <w:rFonts w:ascii="Courier New" w:hAnsi="Courier New" w:cs="Courier New"/>
+        </w:rPr>
+        <w:t>4</w:t>
+      </w:r>
+    </w:p>
+    <w:p>
+      <w:pPr>
+        <w:spacing w:after="0" w:line="240" w:lineRule="auto"/>
+        <w:rPr>
+          <w:rFonts w:ascii="Courier New" w:hAnsi="Courier New" w:cs="Courier New"/>
+        </w:rPr>
+      </w:pPr>
+      <w:r>
+        <w:rPr>
+          <w:rFonts w:ascii="Courier New" w:hAnsi="Courier New" w:cs="Courier New"/>
+        </w:rPr>
+        <w:t>0x00</w:t>
+      </w:r>
+      <w:r>
+        <w:rPr>
+          <w:rFonts w:ascii="Courier New" w:hAnsi="Courier New" w:cs="Courier New"/>
+        </w:rPr>
+        <w:t>60</w:t>
+      </w:r>
+      <w:r>
+        <w:rPr>
+          <w:rFonts w:ascii="Courier New" w:hAnsi="Courier New" w:cs="Courier New"/>
+        </w:rPr>
+        <w:t xml:space="preserve"> : 0x00000</w:t>
+      </w:r>
+      <w:r>
+        <w:rPr>
+          <w:rFonts w:ascii="Courier New" w:hAnsi="Courier New" w:cs="Courier New"/>
+        </w:rPr>
+        <w:t>FA0</w:t>
+      </w:r>
+    </w:p>
+    <w:p>
+      <w:pPr>
+        <w:spacing w:after="0" w:line="240" w:lineRule="auto"/>
+        <w:rPr>
+          <w:rFonts w:ascii="Courier New" w:hAnsi="Courier New" w:cs="Courier New"/>
+        </w:rPr>
+      </w:pPr>
+      <w:r>
+        <w:rPr>
+          <w:rFonts w:ascii="Courier New" w:hAnsi="Courier New" w:cs="Courier New"/>
+        </w:rPr>
+        <w:t>0x00</w:t>
+      </w:r>
+      <w:r>
+        <w:rPr>
+          <w:rFonts w:ascii="Courier New" w:hAnsi="Courier New" w:cs="Courier New"/>
+        </w:rPr>
+        <w:t>64</w:t>
+      </w:r>
+      <w:r>
+        <w:rPr>
+          <w:rFonts w:ascii="Courier New" w:hAnsi="Courier New" w:cs="Courier New"/>
+        </w:rPr>
+        <w:t xml:space="preserve"> : 0x0000000</w:t>
+      </w:r>
+      <w:r>
+        <w:rPr>
+          <w:rFonts w:ascii="Courier New" w:hAnsi="Courier New" w:cs="Courier New"/>
+        </w:rPr>
+        <w:t>3</w:t>
+      </w:r>
     </w:p>
     <w:sectPr>
       <w:pgSz w:w="12240" w:h="15840"/>
@@ -1909,7 +1837,7 @@
   <w:style w:type="paragraph" w:default="1" w:styleId="Normal">
     <w:name w:val="Normal"/>
     <w:qFormat/>
-    <w:rsid w:val="005D578E"/>
+    <w:rsid w:val="00B71BF9"/>
   </w:style>
   <w:style w:type="paragraph" w:styleId="Heading1">
     <w:name w:val="heading 1"/>
